--- a/testakten/statusfeststellung-drv-musikschule-gf-freelancer-klingenhain/22-zeugen-und-belege.docx
+++ b/testakten/statusfeststellung-drv-musikschule-gf-freelancer-klingenhain/22-zeugen-und-belege.docx
@@ -147,7 +147,27 @@
         <w:t>DRV-Schreiben und Fristenkalender.</w:t>
       </w:r>
     </w:p>
+    <w:p>
+      <w:pPr>
+        <w:pStyle w:val="Heading2"/>
+      </w:pPr>
+      <w:r>
+        <w:t>Erreichbarkeit und Wahrnehmungsbereiche</w:t>
+      </w:r>
+    </w:p>
+    <w:p>
+      <w:r>
+        <w:t>Helene Moorbach ist unter der dienstlichen Anschrift Kulturhof 3 erreichbar und kann Stundenplanfreigaben, Raumzuteilung und verpflichtende Termine erläutern. Nora Vellbrück arbeitete im gesamten Prüfzeitraum im Sekretariat; sie kennt Krankmeldungen, Elternkommunikation und die tatsächliche Vertretungspraxis. Beide sollen Vorgänge nur aus eigener Wahrnehmung schildern.</w:t>
+      </w:r>
+    </w:p>
+    <w:p>
+      <w:r>
+        <w:t>Für Kunigunde Rautenberg liegen Schulportalpläne und Monatsrechnungen vor. Meinhard Seidenbusch hat sein eigenes Studio, Websiteauszüge und Rechnungen an weitere Auftraggeber angekündigt. Beim IT-Projekt sind Jira-Export, Abnahmeunterlagen und Onsite-Kalender getrennt zu sichern. Jede Zeugenaussage wird einem konkreten Zeitraum und einem Ursprungsbeleg zugeordnet.</w:t>
+      </w:r>
+    </w:p>
     <w:sectPr>
+      <w:headerReference w:type="default" r:id="rId9"/>
+      <w:footerReference w:type="default" r:id="rId10"/>
       <w:pgSz w:w="11906" w:h="16838"/>
       <w:pgMar w:top="1417" w:right="1417" w:bottom="1417" w:left="1417" w:header="720" w:footer="720" w:gutter="0"/>
       <w:cols w:space="720"/>
@@ -155,6 +175,44 @@
     </w:sectPr>
   </w:body>
 </w:document>
+</file>
+
+<file path=word/footer1.xml><?xml version="1.0" encoding="utf-8"?>
+<w:ftr xmlns:m="http://schemas.openxmlformats.org/officeDocument/2006/math" xmlns:mc="http://schemas.openxmlformats.org/markup-compatibility/2006" xmlns:mo="http://schemas.microsoft.com/office/mac/office/2008/main" xmlns:mv="urn:schemas-microsoft-com:mac:vml" xmlns:o="urn:schemas-microsoft-com:office:office" xmlns:r="http://schemas.openxmlformats.org/officeDocument/2006/relationships" xmlns:v="urn:schemas-microsoft-com:vml" xmlns:w10="urn:schemas-microsoft-com:office:word" xmlns:w14="http://schemas.microsoft.com/office/word/2010/wordml" xmlns:w="http://schemas.openxmlformats.org/wordprocessingml/2006/main" xmlns:wne="http://schemas.microsoft.com/office/word/2006/wordml" xmlns:wp14="http://schemas.microsoft.com/office/word/2010/wordprocessingDrawing" xmlns:wp="http://schemas.openxmlformats.org/drawingml/2006/wordprocessingDrawing" xmlns:wpc="http://schemas.microsoft.com/office/word/2010/wordprocessingCanvas" xmlns:wpg="http://schemas.microsoft.com/office/word/2010/wordprocessingGroup" xmlns:wpi="http://schemas.microsoft.com/office/word/2010/wordprocessingInk" xmlns:wps="http://schemas.microsoft.com/office/word/2010/wordprocessingShape" mc:Ignorable="w14 wp14">
+  <w:p>
+    <w:pPr>
+      <w:pStyle w:val="Footer"/>
+      <w:jc w:val="center"/>
+    </w:pPr>
+    <w:r>
+      <w:rPr>
+        <w:rFonts w:ascii="Arial" w:hAnsi="Arial"/>
+        <w:color w:val="6E6E6E"/>
+        <w:sz w:val="16"/>
+      </w:rPr>
+      <w:t>Aktenstück 22-zeugen-und-belege.docx · Arbeitsstand</w:t>
+    </w:r>
+  </w:p>
+</w:ftr>
+</file>
+
+<file path=word/header1.xml><?xml version="1.0" encoding="utf-8"?>
+<w:hdr xmlns:m="http://schemas.openxmlformats.org/officeDocument/2006/math" xmlns:mc="http://schemas.openxmlformats.org/markup-compatibility/2006" xmlns:mo="http://schemas.microsoft.com/office/mac/office/2008/main" xmlns:mv="urn:schemas-microsoft-com:mac:vml" xmlns:o="urn:schemas-microsoft-com:office:office" xmlns:r="http://schemas.openxmlformats.org/officeDocument/2006/relationships" xmlns:v="urn:schemas-microsoft-com:vml" xmlns:w10="urn:schemas-microsoft-com:office:word" xmlns:w14="http://schemas.microsoft.com/office/word/2010/wordml" xmlns:w="http://schemas.openxmlformats.org/wordprocessingml/2006/main" xmlns:wne="http://schemas.microsoft.com/office/word/2006/wordml" xmlns:wp14="http://schemas.microsoft.com/office/word/2010/wordprocessingDrawing" xmlns:wp="http://schemas.openxmlformats.org/drawingml/2006/wordprocessingDrawing" xmlns:wpc="http://schemas.microsoft.com/office/word/2010/wordprocessingCanvas" xmlns:wpg="http://schemas.microsoft.com/office/word/2010/wordprocessingGroup" xmlns:wpi="http://schemas.microsoft.com/office/word/2010/wordprocessingInk" xmlns:wps="http://schemas.microsoft.com/office/word/2010/wordprocessingShape" mc:Ignorable="w14 wp14">
+  <w:p>
+    <w:pPr>
+      <w:pStyle w:val="Header"/>
+      <w:jc w:val="right"/>
+    </w:pPr>
+    <w:r>
+      <w:rPr>
+        <w:rFonts w:ascii="Arial" w:hAnsi="Arial"/>
+        <w:color w:val="535E67"/>
+        <w:sz w:val="16"/>
+      </w:rPr>
+      <w:t>Klingenhain Musikschule · Zeugen- und Belegplan</w:t>
+    </w:r>
+  </w:p>
+</w:hdr>
 </file>
 
 <file path=word/numbering.xml><?xml version="1.0" encoding="utf-8"?>
@@ -520,9 +578,12 @@
     <w:name w:val="Normal"/>
     <w:qFormat/>
     <w:rsid w:val="00FC693F"/>
+    <w:pPr>
+      <w:spacing w:after="120"/>
+    </w:pPr>
     <w:rPr>
-      <w:rFonts w:ascii="Times New Roman" w:hAnsi="Times New Roman"/>
-      <w:sz w:val="22"/>
+      <w:rFonts w:ascii="Arial" w:hAnsi="Arial"/>
+      <w:sz w:val="21"/>
     </w:rPr>
   </w:style>
   <w:style w:type="paragraph" w:styleId="Header">
@@ -584,9 +645,10 @@
       <w:outlineLvl w:val="0"/>
     </w:pPr>
     <w:rPr>
-      <w:rFonts w:asciiTheme="majorHAnsi" w:eastAsiaTheme="majorEastAsia" w:hAnsiTheme="majorHAnsi" w:cstheme="majorBidi" w:ascii="Times New Roman" w:hAnsi="Times New Roman"/>
+      <w:rFonts w:asciiTheme="majorHAnsi" w:eastAsiaTheme="majorEastAsia" w:hAnsiTheme="majorHAnsi" w:cstheme="majorBidi" w:ascii="Arial" w:hAnsi="Arial"/>
       <w:b/>
       <w:bCs/>
+      <w:color w:val="24364B"/>
       <w:sz w:val="28"/>
       <w:szCs w:val="28"/>
     </w:rPr>
@@ -607,9 +669,10 @@
       <w:outlineLvl w:val="1"/>
     </w:pPr>
     <w:rPr>
-      <w:rFonts w:asciiTheme="majorHAnsi" w:eastAsiaTheme="majorEastAsia" w:hAnsiTheme="majorHAnsi" w:cstheme="majorBidi" w:ascii="Times New Roman" w:hAnsi="Times New Roman"/>
+      <w:rFonts w:asciiTheme="majorHAnsi" w:eastAsiaTheme="majorEastAsia" w:hAnsiTheme="majorHAnsi" w:cstheme="majorBidi" w:ascii="Arial" w:hAnsi="Arial"/>
       <w:b/>
       <w:bCs/>
+      <w:color w:val="24364B"/>
       <w:sz w:val="24"/>
       <w:szCs w:val="26"/>
     </w:rPr>
@@ -871,8 +934,8 @@
       <w:contextualSpacing/>
     </w:pPr>
     <w:rPr>
-      <w:rFonts w:asciiTheme="majorHAnsi" w:eastAsiaTheme="majorEastAsia" w:hAnsiTheme="majorHAnsi" w:cstheme="majorBidi"/>
-      <w:color w:val="17365D" w:themeColor="text2" w:themeShade="BF"/>
+      <w:rFonts w:asciiTheme="majorHAnsi" w:eastAsiaTheme="majorEastAsia" w:hAnsiTheme="majorHAnsi" w:cstheme="majorBidi" w:ascii="Arial" w:hAnsi="Arial"/>
+      <w:color w:val="24364B"/>
       <w:spacing w:val="5"/>
       <w:kern w:val="28"/>
       <w:sz w:val="52"/>
